--- a/Knowledge/3-Work knowledge/1-Software Engineering/1-Fundamentals/5-My Source/2-Data/2-Data Operations/7-Types of Sanitization/4-Masking.docx
+++ b/Knowledge/3-Work knowledge/1-Software Engineering/1-Fundamentals/5-My Source/2-Data/2-Data Operations/7-Types of Sanitization/4-Masking.docx
@@ -24,7 +24,7 @@
     <w:p>
       <w:r>
         <w:rPr>
-          <w:rFonts w:ascii="Arial" w:eastAsia="Arial" w:hAnsi="Arial" w:cs="Arial"/>
+          <w:rFonts w:ascii="Arial" w:hAnsi="Arial"/>
           <w:b/>
           <w:color w:val="000000"/>
           <w:sz w:val="18"/>
@@ -34,27 +34,25 @@
       </w:r>
       <w:r>
         <w:rPr>
-          <w:rFonts w:ascii="Arial" w:eastAsia="Arial" w:hAnsi="Arial" w:cs="Arial"/>
+          <w:rFonts w:ascii="Arial" w:hAnsi="Arial"/>
           <w:color w:val="000000"/>
           <w:sz w:val="18"/>
           <w:highlight w:val="lightGray"/>
         </w:rPr>
         <w:t xml:space="preserve">: Persons Table -&gt; ID Column: 1, </w:t>
       </w:r>
-      <w:proofErr w:type="spellStart"/>
-      <w:r>
-        <w:rPr>
-          <w:rFonts w:ascii="Arial" w:eastAsia="Arial" w:hAnsi="Arial" w:cs="Arial"/>
+      <w:r>
+        <w:rPr>
+          <w:rFonts w:ascii="Arial" w:hAnsi="Arial"/>
           <w:color w:val="000000"/>
           <w:sz w:val="18"/>
           <w:highlight w:val="lightGray"/>
         </w:rPr>
         <w:t>Name_En</w:t>
       </w:r>
-      <w:proofErr w:type="spellEnd"/>
-      <w:r>
-        <w:rPr>
-          <w:rFonts w:ascii="Arial" w:eastAsia="Arial" w:hAnsi="Arial" w:cs="Arial"/>
+      <w:r>
+        <w:rPr>
+          <w:rFonts w:ascii="Arial" w:hAnsi="Arial"/>
           <w:color w:val="000000"/>
           <w:sz w:val="18"/>
           <w:highlight w:val="lightGray"/>
@@ -63,7 +61,7 @@
       </w:r>
       <w:r>
         <w:rPr>
-          <w:rFonts w:ascii="Arial" w:eastAsia="Arial" w:hAnsi="Arial" w:cs="Arial"/>
+          <w:rFonts w:ascii="Arial" w:hAnsi="Arial"/>
           <w:b/>
           <w:color w:val="000000"/>
           <w:sz w:val="18"/>
@@ -73,54 +71,102 @@
       </w:r>
       <w:r>
         <w:rPr>
-          <w:rFonts w:ascii="Arial" w:eastAsia="Arial" w:hAnsi="Arial" w:cs="Arial"/>
+          <w:rFonts w:ascii="Arial" w:hAnsi="Arial"/>
           <w:color w:val="000000"/>
           <w:sz w:val="18"/>
           <w:highlight w:val="lightGray"/>
         </w:rPr>
         <w:t xml:space="preserve"> [</w:t>
       </w:r>
-      <w:proofErr w:type="spellStart"/>
-      <w:r>
-        <w:rPr>
-          <w:rFonts w:ascii="Arial" w:eastAsia="Arial" w:hAnsi="Arial" w:cs="Arial"/>
-          <w:color w:val="000000"/>
-          <w:sz w:val="18"/>
-          <w:highlight w:val="lightGray"/>
-        </w:rPr>
-        <w:t>Chatgpt</w:t>
-      </w:r>
-      <w:proofErr w:type="spellEnd"/>
-      <w:r>
-        <w:rPr>
-          <w:rFonts w:ascii="Arial" w:eastAsia="Arial" w:hAnsi="Arial" w:cs="Arial"/>
-          <w:color w:val="000000"/>
-          <w:sz w:val="18"/>
-          <w:highlight w:val="lightGray"/>
-        </w:rPr>
-        <w:t xml:space="preserve"> (GPT</w:t>
-      </w:r>
-      <w:r>
-        <w:rPr>
-          <w:rFonts w:ascii="Cambria Math" w:eastAsia="Cambria Math" w:hAnsi="Cambria Math" w:cs="Cambria Math"/>
-          <w:color w:val="000000"/>
-          <w:sz w:val="18"/>
-          <w:highlight w:val="lightGray"/>
-        </w:rPr>
-        <w:t>‑</w:t>
-      </w:r>
-      <w:r>
-        <w:rPr>
-          <w:rFonts w:ascii="Arial" w:eastAsia="Arial" w:hAnsi="Arial" w:cs="Arial"/>
-          <w:color w:val="000000"/>
-          <w:sz w:val="18"/>
-          <w:highlight w:val="lightGray"/>
-        </w:rPr>
-        <w:t xml:space="preserve">5 Mini)] </w:t>
-      </w:r>
-      <w:r>
-        <w:rPr>
-          <w:rFonts w:ascii="Arial" w:eastAsia="Arial" w:hAnsi="Arial" w:cs="Arial"/>
+      <w:r>
+        <w:rPr>
+          <w:rFonts w:ascii="Arial" w:hAnsi="Arial" w:eastAsia="Arial" w:cs="Arial"/>
+          <w:b w:val="0"/>
+          <w:i w:val="0"/>
+          <w:color w:val="000000"/>
+          <w:sz w:val="18"/>
+          <w:highlight w:val="lightGray"/>
+        </w:rPr>
+        <w:t>C</w:t>
+      </w:r>
+      <w:r>
+        <w:rPr>
+          <w:rFonts w:ascii="Arial" w:hAnsi="Arial" w:eastAsia="Arial" w:cs="Arial"/>
+          <w:b w:val="0"/>
+          <w:i w:val="0"/>
+          <w:color w:val="000000"/>
+          <w:sz w:val="18"/>
+          <w:highlight w:val="lightGray"/>
+        </w:rPr>
+        <w:t>h</w:t>
+      </w:r>
+      <w:r>
+        <w:rPr>
+          <w:rFonts w:ascii="Arial" w:hAnsi="Arial" w:eastAsia="Arial" w:cs="Arial"/>
+          <w:b w:val="0"/>
+          <w:i w:val="0"/>
+          <w:color w:val="000000"/>
+          <w:sz w:val="18"/>
+          <w:highlight w:val="lightGray"/>
+        </w:rPr>
+        <w:t>a</w:t>
+      </w:r>
+      <w:r>
+        <w:rPr>
+          <w:rFonts w:ascii="Arial" w:hAnsi="Arial" w:eastAsia="Arial" w:cs="Arial"/>
+          <w:b w:val="0"/>
+          <w:i w:val="0"/>
+          <w:color w:val="000000"/>
+          <w:sz w:val="18"/>
+          <w:highlight w:val="lightGray"/>
+        </w:rPr>
+        <w:t>t</w:t>
+      </w:r>
+      <w:r>
+        <w:rPr>
+          <w:rFonts w:ascii="Arial" w:hAnsi="Arial" w:eastAsia="Arial" w:cs="Arial"/>
+          <w:b w:val="0"/>
+          <w:i w:val="0"/>
+          <w:color w:val="000000"/>
+          <w:sz w:val="18"/>
+          <w:highlight w:val="lightGray"/>
+        </w:rPr>
+        <w:t>G</w:t>
+      </w:r>
+      <w:r>
+        <w:rPr>
+          <w:rFonts w:ascii="Arial" w:hAnsi="Arial" w:eastAsia="Arial" w:cs="Arial"/>
+          <w:b w:val="0"/>
+          <w:i w:val="0"/>
+          <w:color w:val="000000"/>
+          <w:sz w:val="18"/>
+          <w:highlight w:val="lightGray"/>
+        </w:rPr>
+        <w:t>P</w:t>
+      </w:r>
+      <w:r>
+        <w:rPr>
+          <w:rFonts w:ascii="Arial" w:hAnsi="Arial" w:eastAsia="Arial" w:cs="Arial"/>
+          <w:b w:val="0"/>
+          <w:i w:val="0"/>
+          <w:color w:val="000000"/>
+          <w:sz w:val="18"/>
+          <w:highlight w:val="lightGray"/>
+        </w:rPr>
+        <w:t>T</w:t>
+      </w:r>
+      <w:r>
+        <w:rPr>
+          <w:rFonts w:ascii="Arial" w:hAnsi="Arial"/>
+          <w:color w:val="000000"/>
+          <w:sz w:val="18"/>
+          <w:highlight w:val="lightGray"/>
+        </w:rPr>
+        <w:t xml:space="preserve">] </w:t>
+      </w:r>
+      <w:r>
+        <w:rPr>
+          <w:rFonts w:ascii="Arial" w:hAnsi="Arial"/>
           <w:b/>
           <w:color w:val="000000"/>
           <w:sz w:val="18"/>
@@ -130,7 +176,7 @@
       </w:r>
       <w:r>
         <w:rPr>
-          <w:rFonts w:ascii="Arial" w:eastAsia="Arial" w:hAnsi="Arial" w:cs="Arial"/>
+          <w:rFonts w:ascii="Arial" w:hAnsi="Arial"/>
           <w:color w:val="000000"/>
           <w:sz w:val="18"/>
           <w:highlight w:val="lightGray"/>
@@ -207,7 +253,7 @@
     <w:p>
       <w:r>
         <w:rPr>
-          <w:rFonts w:ascii="Arial" w:eastAsia="Arial" w:hAnsi="Arial" w:cs="Arial"/>
+          <w:rFonts w:ascii="Arial" w:hAnsi="Arial"/>
           <w:b/>
           <w:color w:val="000000"/>
           <w:sz w:val="18"/>
@@ -217,27 +263,25 @@
       </w:r>
       <w:r>
         <w:rPr>
-          <w:rFonts w:ascii="Arial" w:eastAsia="Arial" w:hAnsi="Arial" w:cs="Arial"/>
+          <w:rFonts w:ascii="Arial" w:hAnsi="Arial"/>
           <w:color w:val="000000"/>
           <w:sz w:val="18"/>
           <w:highlight w:val="lightGray"/>
         </w:rPr>
         <w:t xml:space="preserve">: Persons Table -&gt; ID Column: 1, </w:t>
       </w:r>
-      <w:proofErr w:type="spellStart"/>
-      <w:r>
-        <w:rPr>
-          <w:rFonts w:ascii="Arial" w:eastAsia="Arial" w:hAnsi="Arial" w:cs="Arial"/>
+      <w:r>
+        <w:rPr>
+          <w:rFonts w:ascii="Arial" w:hAnsi="Arial"/>
           <w:color w:val="000000"/>
           <w:sz w:val="18"/>
           <w:highlight w:val="lightGray"/>
         </w:rPr>
         <w:t>Name_En</w:t>
       </w:r>
-      <w:proofErr w:type="spellEnd"/>
-      <w:r>
-        <w:rPr>
-          <w:rFonts w:ascii="Arial" w:eastAsia="Arial" w:hAnsi="Arial" w:cs="Arial"/>
+      <w:r>
+        <w:rPr>
+          <w:rFonts w:ascii="Arial" w:hAnsi="Arial"/>
           <w:color w:val="000000"/>
           <w:sz w:val="18"/>
           <w:highlight w:val="lightGray"/>
@@ -246,7 +290,7 @@
       </w:r>
       <w:r>
         <w:rPr>
-          <w:rFonts w:ascii="Arial" w:eastAsia="Arial" w:hAnsi="Arial" w:cs="Arial"/>
+          <w:rFonts w:ascii="Arial" w:hAnsi="Arial"/>
           <w:b/>
           <w:color w:val="000000"/>
           <w:sz w:val="18"/>
@@ -256,54 +300,102 @@
       </w:r>
       <w:r>
         <w:rPr>
-          <w:rFonts w:ascii="Arial" w:eastAsia="Arial" w:hAnsi="Arial" w:cs="Arial"/>
+          <w:rFonts w:ascii="Arial" w:hAnsi="Arial"/>
           <w:color w:val="000000"/>
           <w:sz w:val="18"/>
           <w:highlight w:val="lightGray"/>
         </w:rPr>
         <w:t xml:space="preserve"> [</w:t>
       </w:r>
-      <w:proofErr w:type="spellStart"/>
-      <w:r>
-        <w:rPr>
-          <w:rFonts w:ascii="Arial" w:eastAsia="Arial" w:hAnsi="Arial" w:cs="Arial"/>
-          <w:color w:val="000000"/>
-          <w:sz w:val="18"/>
-          <w:highlight w:val="lightGray"/>
-        </w:rPr>
-        <w:t>Chatgpt</w:t>
-      </w:r>
-      <w:proofErr w:type="spellEnd"/>
-      <w:r>
-        <w:rPr>
-          <w:rFonts w:ascii="Arial" w:eastAsia="Arial" w:hAnsi="Arial" w:cs="Arial"/>
-          <w:color w:val="000000"/>
-          <w:sz w:val="18"/>
-          <w:highlight w:val="lightGray"/>
-        </w:rPr>
-        <w:t xml:space="preserve"> (GPT</w:t>
-      </w:r>
-      <w:r>
-        <w:rPr>
-          <w:rFonts w:ascii="Cambria Math" w:eastAsia="Cambria Math" w:hAnsi="Cambria Math" w:cs="Cambria Math"/>
-          <w:color w:val="000000"/>
-          <w:sz w:val="18"/>
-          <w:highlight w:val="lightGray"/>
-        </w:rPr>
-        <w:t>‑</w:t>
-      </w:r>
-      <w:r>
-        <w:rPr>
-          <w:rFonts w:ascii="Arial" w:eastAsia="Arial" w:hAnsi="Arial" w:cs="Arial"/>
-          <w:color w:val="000000"/>
-          <w:sz w:val="18"/>
-          <w:highlight w:val="lightGray"/>
-        </w:rPr>
-        <w:t xml:space="preserve">5 Mini)] </w:t>
-      </w:r>
-      <w:r>
-        <w:rPr>
-          <w:rFonts w:ascii="Arial" w:eastAsia="Arial" w:hAnsi="Arial" w:cs="Arial"/>
+      <w:r>
+        <w:rPr>
+          <w:rFonts w:ascii="Arial" w:hAnsi="Arial" w:eastAsia="Arial" w:cs="Arial"/>
+          <w:b w:val="0"/>
+          <w:i w:val="0"/>
+          <w:color w:val="000000"/>
+          <w:sz w:val="18"/>
+          <w:highlight w:val="lightGray"/>
+        </w:rPr>
+        <w:t>C</w:t>
+      </w:r>
+      <w:r>
+        <w:rPr>
+          <w:rFonts w:ascii="Arial" w:hAnsi="Arial" w:eastAsia="Arial" w:cs="Arial"/>
+          <w:b w:val="0"/>
+          <w:i w:val="0"/>
+          <w:color w:val="000000"/>
+          <w:sz w:val="18"/>
+          <w:highlight w:val="lightGray"/>
+        </w:rPr>
+        <w:t>h</w:t>
+      </w:r>
+      <w:r>
+        <w:rPr>
+          <w:rFonts w:ascii="Arial" w:hAnsi="Arial" w:eastAsia="Arial" w:cs="Arial"/>
+          <w:b w:val="0"/>
+          <w:i w:val="0"/>
+          <w:color w:val="000000"/>
+          <w:sz w:val="18"/>
+          <w:highlight w:val="lightGray"/>
+        </w:rPr>
+        <w:t>a</w:t>
+      </w:r>
+      <w:r>
+        <w:rPr>
+          <w:rFonts w:ascii="Arial" w:hAnsi="Arial" w:eastAsia="Arial" w:cs="Arial"/>
+          <w:b w:val="0"/>
+          <w:i w:val="0"/>
+          <w:color w:val="000000"/>
+          <w:sz w:val="18"/>
+          <w:highlight w:val="lightGray"/>
+        </w:rPr>
+        <w:t>t</w:t>
+      </w:r>
+      <w:r>
+        <w:rPr>
+          <w:rFonts w:ascii="Arial" w:hAnsi="Arial" w:eastAsia="Arial" w:cs="Arial"/>
+          <w:b w:val="0"/>
+          <w:i w:val="0"/>
+          <w:color w:val="000000"/>
+          <w:sz w:val="18"/>
+          <w:highlight w:val="lightGray"/>
+        </w:rPr>
+        <w:t>G</w:t>
+      </w:r>
+      <w:r>
+        <w:rPr>
+          <w:rFonts w:ascii="Arial" w:hAnsi="Arial" w:eastAsia="Arial" w:cs="Arial"/>
+          <w:b w:val="0"/>
+          <w:i w:val="0"/>
+          <w:color w:val="000000"/>
+          <w:sz w:val="18"/>
+          <w:highlight w:val="lightGray"/>
+        </w:rPr>
+        <w:t>P</w:t>
+      </w:r>
+      <w:r>
+        <w:rPr>
+          <w:rFonts w:ascii="Arial" w:hAnsi="Arial" w:eastAsia="Arial" w:cs="Arial"/>
+          <w:b w:val="0"/>
+          <w:i w:val="0"/>
+          <w:color w:val="000000"/>
+          <w:sz w:val="18"/>
+          <w:highlight w:val="lightGray"/>
+        </w:rPr>
+        <w:t>T</w:t>
+      </w:r>
+      <w:r>
+        <w:rPr>
+          <w:rFonts w:ascii="Arial" w:hAnsi="Arial"/>
+          <w:color w:val="000000"/>
+          <w:sz w:val="18"/>
+          <w:highlight w:val="lightGray"/>
+        </w:rPr>
+        <w:t xml:space="preserve">] </w:t>
+      </w:r>
+      <w:r>
+        <w:rPr>
+          <w:rFonts w:ascii="Arial" w:hAnsi="Arial"/>
           <w:b/>
           <w:color w:val="000000"/>
           <w:sz w:val="18"/>
@@ -313,7 +405,7 @@
       </w:r>
       <w:r>
         <w:rPr>
-          <w:rFonts w:ascii="Arial" w:eastAsia="Arial" w:hAnsi="Arial" w:cs="Arial"/>
+          <w:rFonts w:ascii="Arial" w:hAnsi="Arial"/>
           <w:color w:val="000000"/>
           <w:sz w:val="18"/>
           <w:highlight w:val="lightGray"/>
@@ -363,7 +455,7 @@
     <w:p>
       <w:r>
         <w:rPr>
-          <w:rFonts w:ascii="Arial" w:eastAsia="Arial" w:hAnsi="Arial" w:cs="Arial"/>
+          <w:rFonts w:ascii="Arial" w:hAnsi="Arial"/>
           <w:b/>
           <w:color w:val="000000"/>
           <w:sz w:val="18"/>
@@ -373,27 +465,25 @@
       </w:r>
       <w:r>
         <w:rPr>
-          <w:rFonts w:ascii="Arial" w:eastAsia="Arial" w:hAnsi="Arial" w:cs="Arial"/>
+          <w:rFonts w:ascii="Arial" w:hAnsi="Arial"/>
           <w:color w:val="000000"/>
           <w:sz w:val="18"/>
           <w:highlight w:val="lightGray"/>
         </w:rPr>
         <w:t xml:space="preserve">: Persons Table -&gt; ID Column: 1, </w:t>
       </w:r>
-      <w:proofErr w:type="spellStart"/>
-      <w:r>
-        <w:rPr>
-          <w:rFonts w:ascii="Arial" w:eastAsia="Arial" w:hAnsi="Arial" w:cs="Arial"/>
+      <w:r>
+        <w:rPr>
+          <w:rFonts w:ascii="Arial" w:hAnsi="Arial"/>
           <w:color w:val="000000"/>
           <w:sz w:val="18"/>
           <w:highlight w:val="lightGray"/>
         </w:rPr>
         <w:t>Name_En</w:t>
       </w:r>
-      <w:proofErr w:type="spellEnd"/>
-      <w:r>
-        <w:rPr>
-          <w:rFonts w:ascii="Arial" w:eastAsia="Arial" w:hAnsi="Arial" w:cs="Arial"/>
+      <w:r>
+        <w:rPr>
+          <w:rFonts w:ascii="Arial" w:hAnsi="Arial"/>
           <w:color w:val="000000"/>
           <w:sz w:val="18"/>
           <w:highlight w:val="lightGray"/>
@@ -402,7 +492,7 @@
       </w:r>
       <w:r>
         <w:rPr>
-          <w:rFonts w:ascii="Arial" w:eastAsia="Arial" w:hAnsi="Arial" w:cs="Arial"/>
+          <w:rFonts w:ascii="Arial" w:hAnsi="Arial"/>
           <w:b/>
           <w:color w:val="000000"/>
           <w:sz w:val="18"/>
@@ -412,54 +502,102 @@
       </w:r>
       <w:r>
         <w:rPr>
-          <w:rFonts w:ascii="Arial" w:eastAsia="Arial" w:hAnsi="Arial" w:cs="Arial"/>
+          <w:rFonts w:ascii="Arial" w:hAnsi="Arial"/>
           <w:color w:val="000000"/>
           <w:sz w:val="18"/>
           <w:highlight w:val="lightGray"/>
         </w:rPr>
         <w:t xml:space="preserve"> [</w:t>
       </w:r>
-      <w:proofErr w:type="spellStart"/>
-      <w:r>
-        <w:rPr>
-          <w:rFonts w:ascii="Arial" w:eastAsia="Arial" w:hAnsi="Arial" w:cs="Arial"/>
-          <w:color w:val="000000"/>
-          <w:sz w:val="18"/>
-          <w:highlight w:val="lightGray"/>
-        </w:rPr>
-        <w:t>Chatgpt</w:t>
-      </w:r>
-      <w:proofErr w:type="spellEnd"/>
-      <w:r>
-        <w:rPr>
-          <w:rFonts w:ascii="Arial" w:eastAsia="Arial" w:hAnsi="Arial" w:cs="Arial"/>
-          <w:color w:val="000000"/>
-          <w:sz w:val="18"/>
-          <w:highlight w:val="lightGray"/>
-        </w:rPr>
-        <w:t xml:space="preserve"> (GPT</w:t>
-      </w:r>
-      <w:r>
-        <w:rPr>
-          <w:rFonts w:ascii="Cambria Math" w:eastAsia="Cambria Math" w:hAnsi="Cambria Math" w:cs="Cambria Math"/>
-          <w:color w:val="000000"/>
-          <w:sz w:val="18"/>
-          <w:highlight w:val="lightGray"/>
-        </w:rPr>
-        <w:t>‑</w:t>
-      </w:r>
-      <w:r>
-        <w:rPr>
-          <w:rFonts w:ascii="Arial" w:eastAsia="Arial" w:hAnsi="Arial" w:cs="Arial"/>
-          <w:color w:val="000000"/>
-          <w:sz w:val="18"/>
-          <w:highlight w:val="lightGray"/>
-        </w:rPr>
-        <w:t xml:space="preserve">5 Mini)] </w:t>
-      </w:r>
-      <w:r>
-        <w:rPr>
-          <w:rFonts w:ascii="Arial" w:eastAsia="Arial" w:hAnsi="Arial" w:cs="Arial"/>
+      <w:r>
+        <w:rPr>
+          <w:rFonts w:ascii="Arial" w:hAnsi="Arial" w:eastAsia="Arial" w:cs="Arial"/>
+          <w:b w:val="0"/>
+          <w:i w:val="0"/>
+          <w:color w:val="000000"/>
+          <w:sz w:val="18"/>
+          <w:highlight w:val="lightGray"/>
+        </w:rPr>
+        <w:t>C</w:t>
+      </w:r>
+      <w:r>
+        <w:rPr>
+          <w:rFonts w:ascii="Arial" w:hAnsi="Arial" w:eastAsia="Arial" w:cs="Arial"/>
+          <w:b w:val="0"/>
+          <w:i w:val="0"/>
+          <w:color w:val="000000"/>
+          <w:sz w:val="18"/>
+          <w:highlight w:val="lightGray"/>
+        </w:rPr>
+        <w:t>h</w:t>
+      </w:r>
+      <w:r>
+        <w:rPr>
+          <w:rFonts w:ascii="Arial" w:hAnsi="Arial" w:eastAsia="Arial" w:cs="Arial"/>
+          <w:b w:val="0"/>
+          <w:i w:val="0"/>
+          <w:color w:val="000000"/>
+          <w:sz w:val="18"/>
+          <w:highlight w:val="lightGray"/>
+        </w:rPr>
+        <w:t>a</w:t>
+      </w:r>
+      <w:r>
+        <w:rPr>
+          <w:rFonts w:ascii="Arial" w:hAnsi="Arial" w:eastAsia="Arial" w:cs="Arial"/>
+          <w:b w:val="0"/>
+          <w:i w:val="0"/>
+          <w:color w:val="000000"/>
+          <w:sz w:val="18"/>
+          <w:highlight w:val="lightGray"/>
+        </w:rPr>
+        <w:t>t</w:t>
+      </w:r>
+      <w:r>
+        <w:rPr>
+          <w:rFonts w:ascii="Arial" w:hAnsi="Arial" w:eastAsia="Arial" w:cs="Arial"/>
+          <w:b w:val="0"/>
+          <w:i w:val="0"/>
+          <w:color w:val="000000"/>
+          <w:sz w:val="18"/>
+          <w:highlight w:val="lightGray"/>
+        </w:rPr>
+        <w:t>G</w:t>
+      </w:r>
+      <w:r>
+        <w:rPr>
+          <w:rFonts w:ascii="Arial" w:hAnsi="Arial" w:eastAsia="Arial" w:cs="Arial"/>
+          <w:b w:val="0"/>
+          <w:i w:val="0"/>
+          <w:color w:val="000000"/>
+          <w:sz w:val="18"/>
+          <w:highlight w:val="lightGray"/>
+        </w:rPr>
+        <w:t>P</w:t>
+      </w:r>
+      <w:r>
+        <w:rPr>
+          <w:rFonts w:ascii="Arial" w:hAnsi="Arial" w:eastAsia="Arial" w:cs="Arial"/>
+          <w:b w:val="0"/>
+          <w:i w:val="0"/>
+          <w:color w:val="000000"/>
+          <w:sz w:val="18"/>
+          <w:highlight w:val="lightGray"/>
+        </w:rPr>
+        <w:t>T</w:t>
+      </w:r>
+      <w:r>
+        <w:rPr>
+          <w:rFonts w:ascii="Arial" w:hAnsi="Arial"/>
+          <w:color w:val="000000"/>
+          <w:sz w:val="18"/>
+          <w:highlight w:val="lightGray"/>
+        </w:rPr>
+        <w:t xml:space="preserve">] </w:t>
+      </w:r>
+      <w:r>
+        <w:rPr>
+          <w:rFonts w:ascii="Arial" w:hAnsi="Arial"/>
           <w:b/>
           <w:color w:val="000000"/>
           <w:sz w:val="18"/>
@@ -469,7 +607,7 @@
       </w:r>
       <w:r>
         <w:rPr>
-          <w:rFonts w:ascii="Arial" w:eastAsia="Arial" w:hAnsi="Arial" w:cs="Arial"/>
+          <w:rFonts w:ascii="Arial" w:hAnsi="Arial"/>
           <w:color w:val="000000"/>
           <w:sz w:val="18"/>
           <w:highlight w:val="lightGray"/>
@@ -547,7 +685,7 @@
     <w:p>
       <w:r>
         <w:rPr>
-          <w:rFonts w:ascii="Arial" w:eastAsia="Arial" w:hAnsi="Arial" w:cs="Arial"/>
+          <w:rFonts w:ascii="Arial" w:hAnsi="Arial"/>
           <w:b/>
           <w:color w:val="000000"/>
           <w:sz w:val="18"/>
@@ -557,27 +695,25 @@
       </w:r>
       <w:r>
         <w:rPr>
-          <w:rFonts w:ascii="Arial" w:eastAsia="Arial" w:hAnsi="Arial" w:cs="Arial"/>
+          <w:rFonts w:ascii="Arial" w:hAnsi="Arial"/>
           <w:color w:val="000000"/>
           <w:sz w:val="18"/>
           <w:highlight w:val="lightGray"/>
         </w:rPr>
         <w:t xml:space="preserve">: Persons Table -&gt; ID Column: 1, </w:t>
       </w:r>
-      <w:proofErr w:type="spellStart"/>
-      <w:r>
-        <w:rPr>
-          <w:rFonts w:ascii="Arial" w:eastAsia="Arial" w:hAnsi="Arial" w:cs="Arial"/>
+      <w:r>
+        <w:rPr>
+          <w:rFonts w:ascii="Arial" w:hAnsi="Arial"/>
           <w:color w:val="000000"/>
           <w:sz w:val="18"/>
           <w:highlight w:val="lightGray"/>
         </w:rPr>
         <w:t>Name_En</w:t>
       </w:r>
-      <w:proofErr w:type="spellEnd"/>
-      <w:r>
-        <w:rPr>
-          <w:rFonts w:ascii="Arial" w:eastAsia="Arial" w:hAnsi="Arial" w:cs="Arial"/>
+      <w:r>
+        <w:rPr>
+          <w:rFonts w:ascii="Arial" w:hAnsi="Arial"/>
           <w:color w:val="000000"/>
           <w:sz w:val="18"/>
           <w:highlight w:val="lightGray"/>
@@ -586,7 +722,7 @@
       </w:r>
       <w:r>
         <w:rPr>
-          <w:rFonts w:ascii="Arial" w:eastAsia="Arial" w:hAnsi="Arial" w:cs="Arial"/>
+          <w:rFonts w:ascii="Arial" w:hAnsi="Arial"/>
           <w:b/>
           <w:color w:val="000000"/>
           <w:sz w:val="18"/>
@@ -596,54 +732,102 @@
       </w:r>
       <w:r>
         <w:rPr>
-          <w:rFonts w:ascii="Arial" w:eastAsia="Arial" w:hAnsi="Arial" w:cs="Arial"/>
+          <w:rFonts w:ascii="Arial" w:hAnsi="Arial"/>
           <w:color w:val="000000"/>
           <w:sz w:val="18"/>
           <w:highlight w:val="lightGray"/>
         </w:rPr>
         <w:t xml:space="preserve"> [</w:t>
       </w:r>
-      <w:proofErr w:type="spellStart"/>
-      <w:r>
-        <w:rPr>
-          <w:rFonts w:ascii="Arial" w:eastAsia="Arial" w:hAnsi="Arial" w:cs="Arial"/>
-          <w:color w:val="000000"/>
-          <w:sz w:val="18"/>
-          <w:highlight w:val="lightGray"/>
-        </w:rPr>
-        <w:t>Chatgpt</w:t>
-      </w:r>
-      <w:proofErr w:type="spellEnd"/>
-      <w:r>
-        <w:rPr>
-          <w:rFonts w:ascii="Arial" w:eastAsia="Arial" w:hAnsi="Arial" w:cs="Arial"/>
-          <w:color w:val="000000"/>
-          <w:sz w:val="18"/>
-          <w:highlight w:val="lightGray"/>
-        </w:rPr>
-        <w:t xml:space="preserve"> (GPT</w:t>
-      </w:r>
-      <w:r>
-        <w:rPr>
-          <w:rFonts w:ascii="Cambria Math" w:eastAsia="Cambria Math" w:hAnsi="Cambria Math" w:cs="Cambria Math"/>
-          <w:color w:val="000000"/>
-          <w:sz w:val="18"/>
-          <w:highlight w:val="lightGray"/>
-        </w:rPr>
-        <w:t>‑</w:t>
-      </w:r>
-      <w:r>
-        <w:rPr>
-          <w:rFonts w:ascii="Arial" w:eastAsia="Arial" w:hAnsi="Arial" w:cs="Arial"/>
-          <w:color w:val="000000"/>
-          <w:sz w:val="18"/>
-          <w:highlight w:val="lightGray"/>
-        </w:rPr>
-        <w:t xml:space="preserve">5 Mini)] </w:t>
-      </w:r>
-      <w:r>
-        <w:rPr>
-          <w:rFonts w:ascii="Arial" w:eastAsia="Arial" w:hAnsi="Arial" w:cs="Arial"/>
+      <w:r>
+        <w:rPr>
+          <w:rFonts w:ascii="Arial" w:hAnsi="Arial" w:eastAsia="Arial" w:cs="Arial"/>
+          <w:b w:val="0"/>
+          <w:i w:val="0"/>
+          <w:color w:val="000000"/>
+          <w:sz w:val="18"/>
+          <w:highlight w:val="lightGray"/>
+        </w:rPr>
+        <w:t>C</w:t>
+      </w:r>
+      <w:r>
+        <w:rPr>
+          <w:rFonts w:ascii="Arial" w:hAnsi="Arial" w:eastAsia="Arial" w:cs="Arial"/>
+          <w:b w:val="0"/>
+          <w:i w:val="0"/>
+          <w:color w:val="000000"/>
+          <w:sz w:val="18"/>
+          <w:highlight w:val="lightGray"/>
+        </w:rPr>
+        <w:t>h</w:t>
+      </w:r>
+      <w:r>
+        <w:rPr>
+          <w:rFonts w:ascii="Arial" w:hAnsi="Arial" w:eastAsia="Arial" w:cs="Arial"/>
+          <w:b w:val="0"/>
+          <w:i w:val="0"/>
+          <w:color w:val="000000"/>
+          <w:sz w:val="18"/>
+          <w:highlight w:val="lightGray"/>
+        </w:rPr>
+        <w:t>a</w:t>
+      </w:r>
+      <w:r>
+        <w:rPr>
+          <w:rFonts w:ascii="Arial" w:hAnsi="Arial" w:eastAsia="Arial" w:cs="Arial"/>
+          <w:b w:val="0"/>
+          <w:i w:val="0"/>
+          <w:color w:val="000000"/>
+          <w:sz w:val="18"/>
+          <w:highlight w:val="lightGray"/>
+        </w:rPr>
+        <w:t>t</w:t>
+      </w:r>
+      <w:r>
+        <w:rPr>
+          <w:rFonts w:ascii="Arial" w:hAnsi="Arial" w:eastAsia="Arial" w:cs="Arial"/>
+          <w:b w:val="0"/>
+          <w:i w:val="0"/>
+          <w:color w:val="000000"/>
+          <w:sz w:val="18"/>
+          <w:highlight w:val="lightGray"/>
+        </w:rPr>
+        <w:t>G</w:t>
+      </w:r>
+      <w:r>
+        <w:rPr>
+          <w:rFonts w:ascii="Arial" w:hAnsi="Arial" w:eastAsia="Arial" w:cs="Arial"/>
+          <w:b w:val="0"/>
+          <w:i w:val="0"/>
+          <w:color w:val="000000"/>
+          <w:sz w:val="18"/>
+          <w:highlight w:val="lightGray"/>
+        </w:rPr>
+        <w:t>P</w:t>
+      </w:r>
+      <w:r>
+        <w:rPr>
+          <w:rFonts w:ascii="Arial" w:hAnsi="Arial" w:eastAsia="Arial" w:cs="Arial"/>
+          <w:b w:val="0"/>
+          <w:i w:val="0"/>
+          <w:color w:val="000000"/>
+          <w:sz w:val="18"/>
+          <w:highlight w:val="lightGray"/>
+        </w:rPr>
+        <w:t>T</w:t>
+      </w:r>
+      <w:r>
+        <w:rPr>
+          <w:rFonts w:ascii="Arial" w:hAnsi="Arial"/>
+          <w:color w:val="000000"/>
+          <w:sz w:val="18"/>
+          <w:highlight w:val="lightGray"/>
+        </w:rPr>
+        <w:t xml:space="preserve">] </w:t>
+      </w:r>
+      <w:r>
+        <w:rPr>
+          <w:rFonts w:ascii="Arial" w:hAnsi="Arial"/>
           <w:b/>
           <w:color w:val="000000"/>
           <w:sz w:val="18"/>
@@ -653,7 +837,7 @@
       </w:r>
       <w:r>
         <w:rPr>
-          <w:rFonts w:ascii="Arial" w:eastAsia="Arial" w:hAnsi="Arial" w:cs="Arial"/>
+          <w:rFonts w:ascii="Arial" w:hAnsi="Arial"/>
           <w:color w:val="000000"/>
           <w:sz w:val="18"/>
           <w:highlight w:val="lightGray"/>
@@ -725,7 +909,7 @@
     <w:p>
       <w:r>
         <w:rPr>
-          <w:rFonts w:ascii="Arial" w:eastAsia="Arial" w:hAnsi="Arial" w:cs="Arial"/>
+          <w:rFonts w:ascii="Arial" w:hAnsi="Arial"/>
           <w:b/>
           <w:color w:val="000000"/>
           <w:sz w:val="18"/>
@@ -735,27 +919,25 @@
       </w:r>
       <w:r>
         <w:rPr>
-          <w:rFonts w:ascii="Arial" w:eastAsia="Arial" w:hAnsi="Arial" w:cs="Arial"/>
+          <w:rFonts w:ascii="Arial" w:hAnsi="Arial"/>
           <w:color w:val="000000"/>
           <w:sz w:val="18"/>
           <w:highlight w:val="lightGray"/>
         </w:rPr>
         <w:t xml:space="preserve">: Persons Table -&gt; ID Column: 1, </w:t>
       </w:r>
-      <w:proofErr w:type="spellStart"/>
-      <w:r>
-        <w:rPr>
-          <w:rFonts w:ascii="Arial" w:eastAsia="Arial" w:hAnsi="Arial" w:cs="Arial"/>
+      <w:r>
+        <w:rPr>
+          <w:rFonts w:ascii="Arial" w:hAnsi="Arial"/>
           <w:color w:val="000000"/>
           <w:sz w:val="18"/>
           <w:highlight w:val="lightGray"/>
         </w:rPr>
         <w:t>Name_En</w:t>
       </w:r>
-      <w:proofErr w:type="spellEnd"/>
-      <w:r>
-        <w:rPr>
-          <w:rFonts w:ascii="Arial" w:eastAsia="Arial" w:hAnsi="Arial" w:cs="Arial"/>
+      <w:r>
+        <w:rPr>
+          <w:rFonts w:ascii="Arial" w:hAnsi="Arial"/>
           <w:color w:val="000000"/>
           <w:sz w:val="18"/>
           <w:highlight w:val="lightGray"/>
@@ -764,7 +946,7 @@
       </w:r>
       <w:r>
         <w:rPr>
-          <w:rFonts w:ascii="Arial" w:eastAsia="Arial" w:hAnsi="Arial" w:cs="Arial"/>
+          <w:rFonts w:ascii="Arial" w:hAnsi="Arial"/>
           <w:b/>
           <w:color w:val="000000"/>
           <w:sz w:val="18"/>
@@ -774,54 +956,102 @@
       </w:r>
       <w:r>
         <w:rPr>
-          <w:rFonts w:ascii="Arial" w:eastAsia="Arial" w:hAnsi="Arial" w:cs="Arial"/>
+          <w:rFonts w:ascii="Arial" w:hAnsi="Arial"/>
           <w:color w:val="000000"/>
           <w:sz w:val="18"/>
           <w:highlight w:val="lightGray"/>
         </w:rPr>
         <w:t xml:space="preserve"> [</w:t>
       </w:r>
-      <w:proofErr w:type="spellStart"/>
-      <w:r>
-        <w:rPr>
-          <w:rFonts w:ascii="Arial" w:eastAsia="Arial" w:hAnsi="Arial" w:cs="Arial"/>
-          <w:color w:val="000000"/>
-          <w:sz w:val="18"/>
-          <w:highlight w:val="lightGray"/>
-        </w:rPr>
-        <w:t>Chatgpt</w:t>
-      </w:r>
-      <w:proofErr w:type="spellEnd"/>
-      <w:r>
-        <w:rPr>
-          <w:rFonts w:ascii="Arial" w:eastAsia="Arial" w:hAnsi="Arial" w:cs="Arial"/>
-          <w:color w:val="000000"/>
-          <w:sz w:val="18"/>
-          <w:highlight w:val="lightGray"/>
-        </w:rPr>
-        <w:t xml:space="preserve"> (GPT</w:t>
-      </w:r>
-      <w:r>
-        <w:rPr>
-          <w:rFonts w:ascii="Cambria Math" w:eastAsia="Cambria Math" w:hAnsi="Cambria Math" w:cs="Cambria Math"/>
-          <w:color w:val="000000"/>
-          <w:sz w:val="18"/>
-          <w:highlight w:val="lightGray"/>
-        </w:rPr>
-        <w:t>‑</w:t>
-      </w:r>
-      <w:r>
-        <w:rPr>
-          <w:rFonts w:ascii="Arial" w:eastAsia="Arial" w:hAnsi="Arial" w:cs="Arial"/>
-          <w:color w:val="000000"/>
-          <w:sz w:val="18"/>
-          <w:highlight w:val="lightGray"/>
-        </w:rPr>
-        <w:t xml:space="preserve">5 Mini)] </w:t>
-      </w:r>
-      <w:r>
-        <w:rPr>
-          <w:rFonts w:ascii="Arial" w:eastAsia="Arial" w:hAnsi="Arial" w:cs="Arial"/>
+      <w:r>
+        <w:rPr>
+          <w:rFonts w:ascii="Arial" w:hAnsi="Arial" w:eastAsia="Arial" w:cs="Arial"/>
+          <w:b w:val="0"/>
+          <w:i w:val="0"/>
+          <w:color w:val="000000"/>
+          <w:sz w:val="18"/>
+          <w:highlight w:val="lightGray"/>
+        </w:rPr>
+        <w:t>C</w:t>
+      </w:r>
+      <w:r>
+        <w:rPr>
+          <w:rFonts w:ascii="Arial" w:hAnsi="Arial" w:eastAsia="Arial" w:cs="Arial"/>
+          <w:b w:val="0"/>
+          <w:i w:val="0"/>
+          <w:color w:val="000000"/>
+          <w:sz w:val="18"/>
+          <w:highlight w:val="lightGray"/>
+        </w:rPr>
+        <w:t>h</w:t>
+      </w:r>
+      <w:r>
+        <w:rPr>
+          <w:rFonts w:ascii="Arial" w:hAnsi="Arial" w:eastAsia="Arial" w:cs="Arial"/>
+          <w:b w:val="0"/>
+          <w:i w:val="0"/>
+          <w:color w:val="000000"/>
+          <w:sz w:val="18"/>
+          <w:highlight w:val="lightGray"/>
+        </w:rPr>
+        <w:t>a</w:t>
+      </w:r>
+      <w:r>
+        <w:rPr>
+          <w:rFonts w:ascii="Arial" w:hAnsi="Arial" w:eastAsia="Arial" w:cs="Arial"/>
+          <w:b w:val="0"/>
+          <w:i w:val="0"/>
+          <w:color w:val="000000"/>
+          <w:sz w:val="18"/>
+          <w:highlight w:val="lightGray"/>
+        </w:rPr>
+        <w:t>t</w:t>
+      </w:r>
+      <w:r>
+        <w:rPr>
+          <w:rFonts w:ascii="Arial" w:hAnsi="Arial" w:eastAsia="Arial" w:cs="Arial"/>
+          <w:b w:val="0"/>
+          <w:i w:val="0"/>
+          <w:color w:val="000000"/>
+          <w:sz w:val="18"/>
+          <w:highlight w:val="lightGray"/>
+        </w:rPr>
+        <w:t>G</w:t>
+      </w:r>
+      <w:r>
+        <w:rPr>
+          <w:rFonts w:ascii="Arial" w:hAnsi="Arial" w:eastAsia="Arial" w:cs="Arial"/>
+          <w:b w:val="0"/>
+          <w:i w:val="0"/>
+          <w:color w:val="000000"/>
+          <w:sz w:val="18"/>
+          <w:highlight w:val="lightGray"/>
+        </w:rPr>
+        <w:t>P</w:t>
+      </w:r>
+      <w:r>
+        <w:rPr>
+          <w:rFonts w:ascii="Arial" w:hAnsi="Arial" w:eastAsia="Arial" w:cs="Arial"/>
+          <w:b w:val="0"/>
+          <w:i w:val="0"/>
+          <w:color w:val="000000"/>
+          <w:sz w:val="18"/>
+          <w:highlight w:val="lightGray"/>
+        </w:rPr>
+        <w:t>T</w:t>
+      </w:r>
+      <w:r>
+        <w:rPr>
+          <w:rFonts w:ascii="Arial" w:hAnsi="Arial"/>
+          <w:color w:val="000000"/>
+          <w:sz w:val="18"/>
+          <w:highlight w:val="lightGray"/>
+        </w:rPr>
+        <w:t xml:space="preserve">] </w:t>
+      </w:r>
+      <w:r>
+        <w:rPr>
+          <w:rFonts w:ascii="Arial" w:hAnsi="Arial"/>
           <w:b/>
           <w:color w:val="000000"/>
           <w:sz w:val="18"/>
@@ -831,7 +1061,7 @@
       </w:r>
       <w:r>
         <w:rPr>
-          <w:rFonts w:ascii="Arial" w:eastAsia="Arial" w:hAnsi="Arial" w:cs="Arial"/>
+          <w:rFonts w:ascii="Arial" w:hAnsi="Arial"/>
           <w:color w:val="000000"/>
           <w:sz w:val="18"/>
           <w:highlight w:val="lightGray"/>
@@ -1052,7 +1282,7 @@
     <w:p>
       <w:r>
         <w:rPr>
-          <w:rFonts w:ascii="Arial" w:eastAsia="Arial" w:hAnsi="Arial" w:cs="Arial"/>
+          <w:rFonts w:ascii="Arial" w:hAnsi="Arial"/>
           <w:b/>
           <w:color w:val="000000"/>
           <w:sz w:val="18"/>
@@ -1062,27 +1292,25 @@
       </w:r>
       <w:r>
         <w:rPr>
-          <w:rFonts w:ascii="Arial" w:eastAsia="Arial" w:hAnsi="Arial" w:cs="Arial"/>
+          <w:rFonts w:ascii="Arial" w:hAnsi="Arial"/>
           <w:color w:val="000000"/>
           <w:sz w:val="18"/>
           <w:highlight w:val="lightGray"/>
         </w:rPr>
         <w:t xml:space="preserve">: Persons Table -&gt; ID Column: 1, </w:t>
       </w:r>
-      <w:proofErr w:type="spellStart"/>
-      <w:r>
-        <w:rPr>
-          <w:rFonts w:ascii="Arial" w:eastAsia="Arial" w:hAnsi="Arial" w:cs="Arial"/>
+      <w:r>
+        <w:rPr>
+          <w:rFonts w:ascii="Arial" w:hAnsi="Arial"/>
           <w:color w:val="000000"/>
           <w:sz w:val="18"/>
           <w:highlight w:val="lightGray"/>
         </w:rPr>
         <w:t>Name_En</w:t>
       </w:r>
-      <w:proofErr w:type="spellEnd"/>
-      <w:r>
-        <w:rPr>
-          <w:rFonts w:ascii="Arial" w:eastAsia="Arial" w:hAnsi="Arial" w:cs="Arial"/>
+      <w:r>
+        <w:rPr>
+          <w:rFonts w:ascii="Arial" w:hAnsi="Arial"/>
           <w:color w:val="000000"/>
           <w:sz w:val="18"/>
           <w:highlight w:val="lightGray"/>
@@ -1091,7 +1319,7 @@
       </w:r>
       <w:r>
         <w:rPr>
-          <w:rFonts w:ascii="Arial" w:eastAsia="Arial" w:hAnsi="Arial" w:cs="Arial"/>
+          <w:rFonts w:ascii="Arial" w:hAnsi="Arial"/>
           <w:b/>
           <w:color w:val="000000"/>
           <w:sz w:val="18"/>
@@ -1101,54 +1329,102 @@
       </w:r>
       <w:r>
         <w:rPr>
-          <w:rFonts w:ascii="Arial" w:eastAsia="Arial" w:hAnsi="Arial" w:cs="Arial"/>
+          <w:rFonts w:ascii="Arial" w:hAnsi="Arial"/>
           <w:color w:val="000000"/>
           <w:sz w:val="18"/>
           <w:highlight w:val="lightGray"/>
         </w:rPr>
         <w:t xml:space="preserve"> [</w:t>
       </w:r>
-      <w:proofErr w:type="spellStart"/>
-      <w:r>
-        <w:rPr>
-          <w:rFonts w:ascii="Arial" w:eastAsia="Arial" w:hAnsi="Arial" w:cs="Arial"/>
-          <w:color w:val="000000"/>
-          <w:sz w:val="18"/>
-          <w:highlight w:val="lightGray"/>
-        </w:rPr>
-        <w:t>Chatgpt</w:t>
-      </w:r>
-      <w:proofErr w:type="spellEnd"/>
-      <w:r>
-        <w:rPr>
-          <w:rFonts w:ascii="Arial" w:eastAsia="Arial" w:hAnsi="Arial" w:cs="Arial"/>
-          <w:color w:val="000000"/>
-          <w:sz w:val="18"/>
-          <w:highlight w:val="lightGray"/>
-        </w:rPr>
-        <w:t xml:space="preserve"> (GPT</w:t>
-      </w:r>
-      <w:r>
-        <w:rPr>
-          <w:rFonts w:ascii="Cambria Math" w:eastAsia="Cambria Math" w:hAnsi="Cambria Math" w:cs="Cambria Math"/>
-          <w:color w:val="000000"/>
-          <w:sz w:val="18"/>
-          <w:highlight w:val="lightGray"/>
-        </w:rPr>
-        <w:t>‑</w:t>
-      </w:r>
-      <w:r>
-        <w:rPr>
-          <w:rFonts w:ascii="Arial" w:eastAsia="Arial" w:hAnsi="Arial" w:cs="Arial"/>
-          <w:color w:val="000000"/>
-          <w:sz w:val="18"/>
-          <w:highlight w:val="lightGray"/>
-        </w:rPr>
-        <w:t xml:space="preserve">5 Mini)] </w:t>
-      </w:r>
-      <w:r>
-        <w:rPr>
-          <w:rFonts w:ascii="Arial" w:eastAsia="Arial" w:hAnsi="Arial" w:cs="Arial"/>
+      <w:r>
+        <w:rPr>
+          <w:rFonts w:ascii="Arial" w:hAnsi="Arial" w:eastAsia="Arial" w:cs="Arial"/>
+          <w:b w:val="0"/>
+          <w:i w:val="0"/>
+          <w:color w:val="000000"/>
+          <w:sz w:val="18"/>
+          <w:highlight w:val="lightGray"/>
+        </w:rPr>
+        <w:t>C</w:t>
+      </w:r>
+      <w:r>
+        <w:rPr>
+          <w:rFonts w:ascii="Arial" w:hAnsi="Arial" w:eastAsia="Arial" w:cs="Arial"/>
+          <w:b w:val="0"/>
+          <w:i w:val="0"/>
+          <w:color w:val="000000"/>
+          <w:sz w:val="18"/>
+          <w:highlight w:val="lightGray"/>
+        </w:rPr>
+        <w:t>h</w:t>
+      </w:r>
+      <w:r>
+        <w:rPr>
+          <w:rFonts w:ascii="Arial" w:hAnsi="Arial" w:eastAsia="Arial" w:cs="Arial"/>
+          <w:b w:val="0"/>
+          <w:i w:val="0"/>
+          <w:color w:val="000000"/>
+          <w:sz w:val="18"/>
+          <w:highlight w:val="lightGray"/>
+        </w:rPr>
+        <w:t>a</w:t>
+      </w:r>
+      <w:r>
+        <w:rPr>
+          <w:rFonts w:ascii="Arial" w:hAnsi="Arial" w:eastAsia="Arial" w:cs="Arial"/>
+          <w:b w:val="0"/>
+          <w:i w:val="0"/>
+          <w:color w:val="000000"/>
+          <w:sz w:val="18"/>
+          <w:highlight w:val="lightGray"/>
+        </w:rPr>
+        <w:t>t</w:t>
+      </w:r>
+      <w:r>
+        <w:rPr>
+          <w:rFonts w:ascii="Arial" w:hAnsi="Arial" w:eastAsia="Arial" w:cs="Arial"/>
+          <w:b w:val="0"/>
+          <w:i w:val="0"/>
+          <w:color w:val="000000"/>
+          <w:sz w:val="18"/>
+          <w:highlight w:val="lightGray"/>
+        </w:rPr>
+        <w:t>G</w:t>
+      </w:r>
+      <w:r>
+        <w:rPr>
+          <w:rFonts w:ascii="Arial" w:hAnsi="Arial" w:eastAsia="Arial" w:cs="Arial"/>
+          <w:b w:val="0"/>
+          <w:i w:val="0"/>
+          <w:color w:val="000000"/>
+          <w:sz w:val="18"/>
+          <w:highlight w:val="lightGray"/>
+        </w:rPr>
+        <w:t>P</w:t>
+      </w:r>
+      <w:r>
+        <w:rPr>
+          <w:rFonts w:ascii="Arial" w:hAnsi="Arial" w:eastAsia="Arial" w:cs="Arial"/>
+          <w:b w:val="0"/>
+          <w:i w:val="0"/>
+          <w:color w:val="000000"/>
+          <w:sz w:val="18"/>
+          <w:highlight w:val="lightGray"/>
+        </w:rPr>
+        <w:t>T</w:t>
+      </w:r>
+      <w:r>
+        <w:rPr>
+          <w:rFonts w:ascii="Arial" w:hAnsi="Arial"/>
+          <w:color w:val="000000"/>
+          <w:sz w:val="18"/>
+          <w:highlight w:val="lightGray"/>
+        </w:rPr>
+        <w:t xml:space="preserve">] </w:t>
+      </w:r>
+      <w:r>
+        <w:rPr>
+          <w:rFonts w:ascii="Arial" w:hAnsi="Arial"/>
           <w:b/>
           <w:color w:val="000000"/>
           <w:sz w:val="18"/>
@@ -1158,7 +1434,7 @@
       </w:r>
       <w:r>
         <w:rPr>
-          <w:rFonts w:ascii="Arial" w:eastAsia="Arial" w:hAnsi="Arial" w:cs="Arial"/>
+          <w:rFonts w:ascii="Arial" w:hAnsi="Arial"/>
           <w:color w:val="000000"/>
           <w:sz w:val="18"/>
           <w:highlight w:val="lightGray"/>
@@ -1230,7 +1506,7 @@
     <w:p>
       <w:r>
         <w:rPr>
-          <w:rFonts w:ascii="Arial" w:eastAsia="Arial" w:hAnsi="Arial" w:cs="Arial"/>
+          <w:rFonts w:ascii="Arial" w:hAnsi="Arial"/>
           <w:b/>
           <w:color w:val="000000"/>
           <w:sz w:val="18"/>
@@ -1240,27 +1516,25 @@
       </w:r>
       <w:r>
         <w:rPr>
-          <w:rFonts w:ascii="Arial" w:eastAsia="Arial" w:hAnsi="Arial" w:cs="Arial"/>
+          <w:rFonts w:ascii="Arial" w:hAnsi="Arial"/>
           <w:color w:val="000000"/>
           <w:sz w:val="18"/>
           <w:highlight w:val="lightGray"/>
         </w:rPr>
         <w:t xml:space="preserve">: Persons Table -&gt; ID Column: 1, </w:t>
       </w:r>
-      <w:proofErr w:type="spellStart"/>
-      <w:r>
-        <w:rPr>
-          <w:rFonts w:ascii="Arial" w:eastAsia="Arial" w:hAnsi="Arial" w:cs="Arial"/>
+      <w:r>
+        <w:rPr>
+          <w:rFonts w:ascii="Arial" w:hAnsi="Arial"/>
           <w:color w:val="000000"/>
           <w:sz w:val="18"/>
           <w:highlight w:val="lightGray"/>
         </w:rPr>
         <w:t>Name_En</w:t>
       </w:r>
-      <w:proofErr w:type="spellEnd"/>
-      <w:r>
-        <w:rPr>
-          <w:rFonts w:ascii="Arial" w:eastAsia="Arial" w:hAnsi="Arial" w:cs="Arial"/>
+      <w:r>
+        <w:rPr>
+          <w:rFonts w:ascii="Arial" w:hAnsi="Arial"/>
           <w:color w:val="000000"/>
           <w:sz w:val="18"/>
           <w:highlight w:val="lightGray"/>
@@ -1269,7 +1543,7 @@
       </w:r>
       <w:r>
         <w:rPr>
-          <w:rFonts w:ascii="Arial" w:eastAsia="Arial" w:hAnsi="Arial" w:cs="Arial"/>
+          <w:rFonts w:ascii="Arial" w:hAnsi="Arial"/>
           <w:b/>
           <w:color w:val="000000"/>
           <w:sz w:val="18"/>
@@ -1279,54 +1553,102 @@
       </w:r>
       <w:r>
         <w:rPr>
-          <w:rFonts w:ascii="Arial" w:eastAsia="Arial" w:hAnsi="Arial" w:cs="Arial"/>
+          <w:rFonts w:ascii="Arial" w:hAnsi="Arial"/>
           <w:color w:val="000000"/>
           <w:sz w:val="18"/>
           <w:highlight w:val="lightGray"/>
         </w:rPr>
         <w:t xml:space="preserve"> [</w:t>
       </w:r>
-      <w:proofErr w:type="spellStart"/>
-      <w:r>
-        <w:rPr>
-          <w:rFonts w:ascii="Arial" w:eastAsia="Arial" w:hAnsi="Arial" w:cs="Arial"/>
-          <w:color w:val="000000"/>
-          <w:sz w:val="18"/>
-          <w:highlight w:val="lightGray"/>
-        </w:rPr>
-        <w:t>Chatgpt</w:t>
-      </w:r>
-      <w:proofErr w:type="spellEnd"/>
-      <w:r>
-        <w:rPr>
-          <w:rFonts w:ascii="Arial" w:eastAsia="Arial" w:hAnsi="Arial" w:cs="Arial"/>
-          <w:color w:val="000000"/>
-          <w:sz w:val="18"/>
-          <w:highlight w:val="lightGray"/>
-        </w:rPr>
-        <w:t xml:space="preserve"> (GPT</w:t>
-      </w:r>
-      <w:r>
-        <w:rPr>
-          <w:rFonts w:ascii="Cambria Math" w:eastAsia="Cambria Math" w:hAnsi="Cambria Math" w:cs="Cambria Math"/>
-          <w:color w:val="000000"/>
-          <w:sz w:val="18"/>
-          <w:highlight w:val="lightGray"/>
-        </w:rPr>
-        <w:t>‑</w:t>
-      </w:r>
-      <w:r>
-        <w:rPr>
-          <w:rFonts w:ascii="Arial" w:eastAsia="Arial" w:hAnsi="Arial" w:cs="Arial"/>
-          <w:color w:val="000000"/>
-          <w:sz w:val="18"/>
-          <w:highlight w:val="lightGray"/>
-        </w:rPr>
-        <w:t xml:space="preserve">5 Mini)] </w:t>
-      </w:r>
-      <w:r>
-        <w:rPr>
-          <w:rFonts w:ascii="Arial" w:eastAsia="Arial" w:hAnsi="Arial" w:cs="Arial"/>
+      <w:r>
+        <w:rPr>
+          <w:rFonts w:ascii="Arial" w:hAnsi="Arial" w:eastAsia="Arial" w:cs="Arial"/>
+          <w:b w:val="0"/>
+          <w:i w:val="0"/>
+          <w:color w:val="000000"/>
+          <w:sz w:val="18"/>
+          <w:highlight w:val="lightGray"/>
+        </w:rPr>
+        <w:t>C</w:t>
+      </w:r>
+      <w:r>
+        <w:rPr>
+          <w:rFonts w:ascii="Arial" w:hAnsi="Arial" w:eastAsia="Arial" w:cs="Arial"/>
+          <w:b w:val="0"/>
+          <w:i w:val="0"/>
+          <w:color w:val="000000"/>
+          <w:sz w:val="18"/>
+          <w:highlight w:val="lightGray"/>
+        </w:rPr>
+        <w:t>h</w:t>
+      </w:r>
+      <w:r>
+        <w:rPr>
+          <w:rFonts w:ascii="Arial" w:hAnsi="Arial" w:eastAsia="Arial" w:cs="Arial"/>
+          <w:b w:val="0"/>
+          <w:i w:val="0"/>
+          <w:color w:val="000000"/>
+          <w:sz w:val="18"/>
+          <w:highlight w:val="lightGray"/>
+        </w:rPr>
+        <w:t>a</w:t>
+      </w:r>
+      <w:r>
+        <w:rPr>
+          <w:rFonts w:ascii="Arial" w:hAnsi="Arial" w:eastAsia="Arial" w:cs="Arial"/>
+          <w:b w:val="0"/>
+          <w:i w:val="0"/>
+          <w:color w:val="000000"/>
+          <w:sz w:val="18"/>
+          <w:highlight w:val="lightGray"/>
+        </w:rPr>
+        <w:t>t</w:t>
+      </w:r>
+      <w:r>
+        <w:rPr>
+          <w:rFonts w:ascii="Arial" w:hAnsi="Arial" w:eastAsia="Arial" w:cs="Arial"/>
+          <w:b w:val="0"/>
+          <w:i w:val="0"/>
+          <w:color w:val="000000"/>
+          <w:sz w:val="18"/>
+          <w:highlight w:val="lightGray"/>
+        </w:rPr>
+        <w:t>G</w:t>
+      </w:r>
+      <w:r>
+        <w:rPr>
+          <w:rFonts w:ascii="Arial" w:hAnsi="Arial" w:eastAsia="Arial" w:cs="Arial"/>
+          <w:b w:val="0"/>
+          <w:i w:val="0"/>
+          <w:color w:val="000000"/>
+          <w:sz w:val="18"/>
+          <w:highlight w:val="lightGray"/>
+        </w:rPr>
+        <w:t>P</w:t>
+      </w:r>
+      <w:r>
+        <w:rPr>
+          <w:rFonts w:ascii="Arial" w:hAnsi="Arial" w:eastAsia="Arial" w:cs="Arial"/>
+          <w:b w:val="0"/>
+          <w:i w:val="0"/>
+          <w:color w:val="000000"/>
+          <w:sz w:val="18"/>
+          <w:highlight w:val="lightGray"/>
+        </w:rPr>
+        <w:t>T</w:t>
+      </w:r>
+      <w:r>
+        <w:rPr>
+          <w:rFonts w:ascii="Arial" w:hAnsi="Arial"/>
+          <w:color w:val="000000"/>
+          <w:sz w:val="18"/>
+          <w:highlight w:val="lightGray"/>
+        </w:rPr>
+        <w:t xml:space="preserve">] </w:t>
+      </w:r>
+      <w:r>
+        <w:rPr>
+          <w:rFonts w:ascii="Arial" w:hAnsi="Arial"/>
           <w:b/>
           <w:color w:val="000000"/>
           <w:sz w:val="18"/>
@@ -1336,7 +1658,7 @@
       </w:r>
       <w:r>
         <w:rPr>
-          <w:rFonts w:ascii="Arial" w:eastAsia="Arial" w:hAnsi="Arial" w:cs="Arial"/>
+          <w:rFonts w:ascii="Arial" w:hAnsi="Arial"/>
           <w:color w:val="000000"/>
           <w:sz w:val="18"/>
           <w:highlight w:val="lightGray"/>
@@ -1400,7 +1722,7 @@
     <w:p>
       <w:r>
         <w:rPr>
-          <w:rFonts w:ascii="Arial" w:eastAsia="Arial" w:hAnsi="Arial" w:cs="Arial"/>
+          <w:rFonts w:ascii="Arial" w:hAnsi="Arial"/>
           <w:b/>
           <w:color w:val="000000"/>
           <w:sz w:val="18"/>
@@ -1410,27 +1732,25 @@
       </w:r>
       <w:r>
         <w:rPr>
-          <w:rFonts w:ascii="Arial" w:eastAsia="Arial" w:hAnsi="Arial" w:cs="Arial"/>
+          <w:rFonts w:ascii="Arial" w:hAnsi="Arial"/>
           <w:color w:val="000000"/>
           <w:sz w:val="18"/>
           <w:highlight w:val="lightGray"/>
         </w:rPr>
         <w:t xml:space="preserve">: Persons Table -&gt; ID Column: 1, </w:t>
       </w:r>
-      <w:proofErr w:type="spellStart"/>
-      <w:r>
-        <w:rPr>
-          <w:rFonts w:ascii="Arial" w:eastAsia="Arial" w:hAnsi="Arial" w:cs="Arial"/>
+      <w:r>
+        <w:rPr>
+          <w:rFonts w:ascii="Arial" w:hAnsi="Arial"/>
           <w:color w:val="000000"/>
           <w:sz w:val="18"/>
           <w:highlight w:val="lightGray"/>
         </w:rPr>
         <w:t>Name_En</w:t>
       </w:r>
-      <w:proofErr w:type="spellEnd"/>
-      <w:r>
-        <w:rPr>
-          <w:rFonts w:ascii="Arial" w:eastAsia="Arial" w:hAnsi="Arial" w:cs="Arial"/>
+      <w:r>
+        <w:rPr>
+          <w:rFonts w:ascii="Arial" w:hAnsi="Arial"/>
           <w:color w:val="000000"/>
           <w:sz w:val="18"/>
           <w:highlight w:val="lightGray"/>
@@ -1439,7 +1759,7 @@
       </w:r>
       <w:r>
         <w:rPr>
-          <w:rFonts w:ascii="Arial" w:eastAsia="Arial" w:hAnsi="Arial" w:cs="Arial"/>
+          <w:rFonts w:ascii="Arial" w:hAnsi="Arial"/>
           <w:b/>
           <w:color w:val="000000"/>
           <w:sz w:val="18"/>
@@ -1449,54 +1769,102 @@
       </w:r>
       <w:r>
         <w:rPr>
-          <w:rFonts w:ascii="Arial" w:eastAsia="Arial" w:hAnsi="Arial" w:cs="Arial"/>
+          <w:rFonts w:ascii="Arial" w:hAnsi="Arial"/>
           <w:color w:val="000000"/>
           <w:sz w:val="18"/>
           <w:highlight w:val="lightGray"/>
         </w:rPr>
         <w:t xml:space="preserve"> [</w:t>
       </w:r>
-      <w:proofErr w:type="spellStart"/>
-      <w:r>
-        <w:rPr>
-          <w:rFonts w:ascii="Arial" w:eastAsia="Arial" w:hAnsi="Arial" w:cs="Arial"/>
-          <w:color w:val="000000"/>
-          <w:sz w:val="18"/>
-          <w:highlight w:val="lightGray"/>
-        </w:rPr>
-        <w:t>Chatgpt</w:t>
-      </w:r>
-      <w:proofErr w:type="spellEnd"/>
-      <w:r>
-        <w:rPr>
-          <w:rFonts w:ascii="Arial" w:eastAsia="Arial" w:hAnsi="Arial" w:cs="Arial"/>
-          <w:color w:val="000000"/>
-          <w:sz w:val="18"/>
-          <w:highlight w:val="lightGray"/>
-        </w:rPr>
-        <w:t xml:space="preserve"> (GPT</w:t>
-      </w:r>
-      <w:r>
-        <w:rPr>
-          <w:rFonts w:ascii="Cambria Math" w:eastAsia="Cambria Math" w:hAnsi="Cambria Math" w:cs="Cambria Math"/>
-          <w:color w:val="000000"/>
-          <w:sz w:val="18"/>
-          <w:highlight w:val="lightGray"/>
-        </w:rPr>
-        <w:t>‑</w:t>
-      </w:r>
-      <w:r>
-        <w:rPr>
-          <w:rFonts w:ascii="Arial" w:eastAsia="Arial" w:hAnsi="Arial" w:cs="Arial"/>
-          <w:color w:val="000000"/>
-          <w:sz w:val="18"/>
-          <w:highlight w:val="lightGray"/>
-        </w:rPr>
-        <w:t xml:space="preserve">5 Mini)] </w:t>
-      </w:r>
-      <w:r>
-        <w:rPr>
-          <w:rFonts w:ascii="Arial" w:eastAsia="Arial" w:hAnsi="Arial" w:cs="Arial"/>
+      <w:r>
+        <w:rPr>
+          <w:rFonts w:ascii="Arial" w:hAnsi="Arial" w:eastAsia="Arial" w:cs="Arial"/>
+          <w:b w:val="0"/>
+          <w:i w:val="0"/>
+          <w:color w:val="000000"/>
+          <w:sz w:val="18"/>
+          <w:highlight w:val="lightGray"/>
+        </w:rPr>
+        <w:t>C</w:t>
+      </w:r>
+      <w:r>
+        <w:rPr>
+          <w:rFonts w:ascii="Arial" w:hAnsi="Arial" w:eastAsia="Arial" w:cs="Arial"/>
+          <w:b w:val="0"/>
+          <w:i w:val="0"/>
+          <w:color w:val="000000"/>
+          <w:sz w:val="18"/>
+          <w:highlight w:val="lightGray"/>
+        </w:rPr>
+        <w:t>h</w:t>
+      </w:r>
+      <w:r>
+        <w:rPr>
+          <w:rFonts w:ascii="Arial" w:hAnsi="Arial" w:eastAsia="Arial" w:cs="Arial"/>
+          <w:b w:val="0"/>
+          <w:i w:val="0"/>
+          <w:color w:val="000000"/>
+          <w:sz w:val="18"/>
+          <w:highlight w:val="lightGray"/>
+        </w:rPr>
+        <w:t>a</w:t>
+      </w:r>
+      <w:r>
+        <w:rPr>
+          <w:rFonts w:ascii="Arial" w:hAnsi="Arial" w:eastAsia="Arial" w:cs="Arial"/>
+          <w:b w:val="0"/>
+          <w:i w:val="0"/>
+          <w:color w:val="000000"/>
+          <w:sz w:val="18"/>
+          <w:highlight w:val="lightGray"/>
+        </w:rPr>
+        <w:t>t</w:t>
+      </w:r>
+      <w:r>
+        <w:rPr>
+          <w:rFonts w:ascii="Arial" w:hAnsi="Arial" w:eastAsia="Arial" w:cs="Arial"/>
+          <w:b w:val="0"/>
+          <w:i w:val="0"/>
+          <w:color w:val="000000"/>
+          <w:sz w:val="18"/>
+          <w:highlight w:val="lightGray"/>
+        </w:rPr>
+        <w:t>G</w:t>
+      </w:r>
+      <w:r>
+        <w:rPr>
+          <w:rFonts w:ascii="Arial" w:hAnsi="Arial" w:eastAsia="Arial" w:cs="Arial"/>
+          <w:b w:val="0"/>
+          <w:i w:val="0"/>
+          <w:color w:val="000000"/>
+          <w:sz w:val="18"/>
+          <w:highlight w:val="lightGray"/>
+        </w:rPr>
+        <w:t>P</w:t>
+      </w:r>
+      <w:r>
+        <w:rPr>
+          <w:rFonts w:ascii="Arial" w:hAnsi="Arial" w:eastAsia="Arial" w:cs="Arial"/>
+          <w:b w:val="0"/>
+          <w:i w:val="0"/>
+          <w:color w:val="000000"/>
+          <w:sz w:val="18"/>
+          <w:highlight w:val="lightGray"/>
+        </w:rPr>
+        <w:t>T</w:t>
+      </w:r>
+      <w:r>
+        <w:rPr>
+          <w:rFonts w:ascii="Arial" w:hAnsi="Arial"/>
+          <w:color w:val="000000"/>
+          <w:sz w:val="18"/>
+          <w:highlight w:val="lightGray"/>
+        </w:rPr>
+        <w:t xml:space="preserve">] </w:t>
+      </w:r>
+      <w:r>
+        <w:rPr>
+          <w:rFonts w:ascii="Arial" w:hAnsi="Arial"/>
           <w:b/>
           <w:color w:val="000000"/>
           <w:sz w:val="18"/>
@@ -1506,7 +1874,7 @@
       </w:r>
       <w:r>
         <w:rPr>
-          <w:rFonts w:ascii="Arial" w:eastAsia="Arial" w:hAnsi="Arial" w:cs="Arial"/>
+          <w:rFonts w:ascii="Arial" w:hAnsi="Arial"/>
           <w:color w:val="000000"/>
           <w:sz w:val="18"/>
           <w:highlight w:val="lightGray"/>
